--- a/treasury-platform/docs/30-readiness/word/DOC-F13-facility-entry-review-projection-sequence.docx
+++ b/treasury-platform/docs/30-readiness/word/DOC-F13-facility-entry-review-projection-sequence.docx
@@ -18203,14 +18203,23 @@
             </w:pPr>
             <w:r>
               <w:rPr>
-                <w:rFonts w:ascii="Arial" w:cs="Arial" w:eastAsia="Arial" w:hAnsi="Arial"/>
-                <w:b w:val="false"/>
-                <w:bCs w:val="false"/>
-                <w:sz w:val="18"/>
-                <w:szCs w:val="18"/>
-                <w:rtl/>
-              </w:rPr>
-              <w:t xml:space="preserve">غير المنتهية فقط، والمنتهية تبقى على صفها الحاكم. ثم هوية ثابتة للعقدة قبل S3 كما في DR-28</w:t>
+                <w:rFonts w:ascii="Segoe UI Emoji" w:cs="Segoe UI Emoji" w:eastAsia="Segoe UI Emoji" w:hAnsi="Segoe UI Emoji"/>
+                <w:sz w:val="18"/>
+                <w:szCs w:val="18"/>
+                <w:rtl/>
+              </w:rPr>
+              <w:t xml:space="preserve">✅</w:t>
+            </w:r>
+            <w:r>
+              <w:rPr>
+                <w:rFonts w:ascii="Arial" w:cs="Arial" w:eastAsia="Arial" w:hAnsi="Arial"/>
+                <w:b w:val="false"/>
+                <w:bCs w:val="false"/>
+                <w:sz w:val="18"/>
+                <w:szCs w:val="18"/>
+                <w:rtl/>
+              </w:rPr>
+              <w:t xml:space="preserve"> معتمد (O-15، ADR 0011، DR-28): قادح سلامة المراجعات قبل S2 والهوية الثابتة للحد قبل كود S3. المقترح: غير المنتهية فقط، والمنتهية تبقى على صفها الحاكم. ثم هوية ثابتة للعقدة قبل S3 كما في DR-28</w:t>
             </w:r>
           </w:p>
         </w:tc>
@@ -18578,14 +18587,23 @@
             </w:pPr>
             <w:r>
               <w:rPr>
-                <w:rFonts w:ascii="Arial" w:cs="Arial" w:eastAsia="Arial" w:hAnsi="Arial"/>
-                <w:b w:val="false"/>
-                <w:bCs w:val="false"/>
-                <w:sz w:val="18"/>
-                <w:szCs w:val="18"/>
-                <w:rtl/>
-              </w:rPr>
-              <w:t xml:space="preserve">داخلها؛ الفارغ NOT_SPECIFIED_IN_AGREEMENT؛ السريان من الصف المصدر وإلا من الرأس</w:t>
+                <w:rFonts w:ascii="Segoe UI Emoji" w:cs="Segoe UI Emoji" w:eastAsia="Segoe UI Emoji" w:hAnsi="Segoe UI Emoji"/>
+                <w:sz w:val="18"/>
+                <w:szCs w:val="18"/>
+                <w:rtl/>
+              </w:rPr>
+              <w:t xml:space="preserve">✅</w:t>
+            </w:r>
+            <w:r>
+              <w:rPr>
+                <w:rFonts w:ascii="Arial" w:cs="Arial" w:eastAsia="Arial" w:hAnsi="Arial"/>
+                <w:b w:val="false"/>
+                <w:bCs w:val="false"/>
+                <w:sz w:val="18"/>
+                <w:szCs w:val="18"/>
+                <w:rtl/>
+              </w:rPr>
+              <w:t xml:space="preserve"> معتمد من المالك (2026-10-12): داخلها؛ الفارغ NOT_SPECIFIED_IN_AGREEMENT؛ السريان من الصف المصدر وإلا من الرأس</w:t>
             </w:r>
           </w:p>
         </w:tc>
@@ -18765,14 +18783,23 @@
             </w:pPr>
             <w:r>
               <w:rPr>
-                <w:rFonts w:ascii="Arial" w:cs="Arial" w:eastAsia="Arial" w:hAnsi="Arial"/>
-                <w:b w:val="false"/>
-                <w:bCs w:val="false"/>
-                <w:sz w:val="18"/>
-                <w:szCs w:val="18"/>
-                <w:rtl/>
-              </w:rPr>
-              <w:t xml:space="preserve">لا تعديل في مكانه؛ مراجعة CORRECTION؛ القادح حارس أخير</w:t>
+                <w:rFonts w:ascii="Segoe UI Emoji" w:cs="Segoe UI Emoji" w:eastAsia="Segoe UI Emoji" w:hAnsi="Segoe UI Emoji"/>
+                <w:sz w:val="18"/>
+                <w:szCs w:val="18"/>
+                <w:rtl/>
+              </w:rPr>
+              <w:t xml:space="preserve">✅</w:t>
+            </w:r>
+            <w:r>
+              <w:rPr>
+                <w:rFonts w:ascii="Arial" w:cs="Arial" w:eastAsia="Arial" w:hAnsi="Arial"/>
+                <w:b w:val="false"/>
+                <w:bCs w:val="false"/>
+                <w:sz w:val="18"/>
+                <w:szCs w:val="18"/>
+                <w:rtl/>
+              </w:rPr>
+              <w:t xml:space="preserve"> معتمد من المالك (2026-10-12): لا تعديل في مكانه؛ مراجعة CORRECTION؛ القادح حارس أخير</w:t>
             </w:r>
           </w:p>
         </w:tc>
@@ -19140,14 +19167,23 @@
             </w:pPr>
             <w:r>
               <w:rPr>
-                <w:rFonts w:ascii="Arial" w:cs="Arial" w:eastAsia="Arial" w:hAnsi="Arial"/>
-                <w:b w:val="false"/>
-                <w:bCs w:val="false"/>
-                <w:sz w:val="18"/>
-                <w:szCs w:val="18"/>
-                <w:rtl/>
-              </w:rPr>
-              <w:t xml:space="preserve">خطأ عند التقديم والاعتماد، والبديل مراجعة تخفّض السقف</w:t>
+                <w:rFonts w:ascii="Segoe UI Emoji" w:cs="Segoe UI Emoji" w:eastAsia="Segoe UI Emoji" w:hAnsi="Segoe UI Emoji"/>
+                <w:sz w:val="18"/>
+                <w:szCs w:val="18"/>
+                <w:rtl/>
+              </w:rPr>
+              <w:t xml:space="preserve">✅</w:t>
+            </w:r>
+            <w:r>
+              <w:rPr>
+                <w:rFonts w:ascii="Arial" w:cs="Arial" w:eastAsia="Arial" w:hAnsi="Arial"/>
+                <w:b w:val="false"/>
+                <w:bCs w:val="false"/>
+                <w:sz w:val="18"/>
+                <w:szCs w:val="18"/>
+                <w:rtl/>
+              </w:rPr>
+              <w:t xml:space="preserve"> معتمد من المالك (2026-10-12): خطأ عند التقديم والاعتماد، والبديل مراجعة تخفّض السقف</w:t>
             </w:r>
           </w:p>
         </w:tc>

--- a/treasury-platform/docs/30-readiness/word/DOC-F13-facility-entry-review-projection-sequence.docx
+++ b/treasury-platform/docs/30-readiness/word/DOC-F13-facility-entry-review-projection-sequence.docx
@@ -18219,7 +18219,31 @@
                 <w:szCs w:val="18"/>
                 <w:rtl/>
               </w:rPr>
-              <w:t xml:space="preserve"> معتمد (O-15، ADR 0011، DR-28): قادح سلامة المراجعات قبل S2 والهوية الثابتة للحد قبل كود S3. المقترح: غير المنتهية فقط، والمنتهية تبقى على صفها الحاكم. ثم هوية ثابتة للعقدة قبل S3 كما في DR-28</w:t>
+              <w:t xml:space="preserve"> منفّذ (ADR 0011، 2026-10-13): كل جدول مراجَع يحمل </w:t>
+            </w:r>
+            <w:r>
+              <w:rPr>
+                <w:rFonts w:ascii="Courier New" w:cs="Courier New" w:eastAsia="Courier New" w:hAnsi="Courier New"/>
+                <w:b w:val="false"/>
+                <w:bCs w:val="false"/>
+                <w:color w:val="1F2937"/>
+                <w:sz w:val="16"/>
+                <w:szCs w:val="16"/>
+                <w:shd w:fill="F1F3F5" w:color="auto" w:val="clear"/>
+                <w:rtl/>
+              </w:rPr>
+              <w:t xml:space="preserve">‎RootId‎</w:t>
+            </w:r>
+            <w:r>
+              <w:rPr>
+                <w:rFonts w:ascii="Arial" w:cs="Arial" w:eastAsia="Arial" w:hAnsi="Arial"/>
+                <w:b w:val="false"/>
+                <w:bCs w:val="false"/>
+                <w:sz w:val="18"/>
+                <w:szCs w:val="18"/>
+                <w:rtl/>
+              </w:rPr>
+              <w:t xml:space="preserve"> هوية ثابتة للعقدة عبر المراجعات بمفتاح مركّب، وصف مفتوح واحد لكل جذر، وقادح يرفض اعتماد مراجعة فيها صفّان للعقدة أو أب خارجها (50049، 50050؛ RF24). الأصل: قادح سلامة المراجعات قبل S2 والهوية الثابتة للحد قبل كود S3. المقترح: غير المنتهية فقط، والمنتهية تبقى على صفها الحاكم. ثم هوية ثابتة للعقدة قبل S3 كما في DR-28</w:t>
             </w:r>
           </w:p>
         </w:tc>

--- a/treasury-platform/docs/30-readiness/word/DOC-F13-facility-entry-review-projection-sequence.docx
+++ b/treasury-platform/docs/30-readiness/word/DOC-F13-facility-entry-review-projection-sequence.docx
@@ -6337,6 +6337,109 @@
     </w:p>
     <w:p>
       <w:pPr>
+        <w:pStyle w:val="ListParagraph"/>
+        <w:numPr>
+          <w:ilvl w:val="0"/>
+          <w:numId w:val="2"/>
+        </w:numPr>
+        <w:bidi/>
+        <w:spacing w:after="70" w:before="0" w:line="300"/>
+      </w:pPr>
+      <w:r>
+        <w:rPr>
+          <w:rFonts w:ascii="Segoe UI Emoji" w:cs="Segoe UI Emoji" w:eastAsia="Segoe UI Emoji" w:hAnsi="Segoe UI Emoji"/>
+          <w:sz w:val="21"/>
+          <w:szCs w:val="21"/>
+          <w:rtl/>
+        </w:rPr>
+        <w:t xml:space="preserve">✅</w:t>
+      </w:r>
+      <w:r>
+        <w:rPr>
+          <w:rFonts w:ascii="Arial" w:cs="Arial" w:eastAsia="Arial" w:hAnsi="Arial"/>
+          <w:b w:val="false"/>
+          <w:bCs w:val="false"/>
+          <w:sz w:val="21"/>
+          <w:szCs w:val="21"/>
+          <w:rtl/>
+        </w:rPr>
+        <w:t xml:space="preserve"> ومنذ المراجعة الذاتية A1 (2026-10-18) صفوف المراجعة المعتمدة ثابتة في كل جدول مراجَع، ومنها المقرضون: صف </w:t>
+      </w:r>
+      <w:r>
+        <w:rPr>
+          <w:rFonts w:ascii="Courier New" w:cs="Courier New" w:eastAsia="Courier New" w:hAnsi="Courier New"/>
+          <w:b w:val="false"/>
+          <w:bCs w:val="false"/>
+          <w:color w:val="1F2937"/>
+          <w:sz w:val="18"/>
+          <w:szCs w:val="18"/>
+          <w:shd w:fill="F1F3F5" w:color="auto" w:val="clear"/>
+          <w:rtl/>
+        </w:rPr>
+        <w:t xml:space="preserve">‎FromRevision‎</w:t>
+      </w:r>
+      <w:r>
+        <w:rPr>
+          <w:rFonts w:ascii="Arial" w:cs="Arial" w:eastAsia="Arial" w:hAnsi="Arial"/>
+          <w:b w:val="false"/>
+          <w:bCs w:val="false"/>
+          <w:sz w:val="21"/>
+          <w:szCs w:val="21"/>
+          <w:rtl/>
+        </w:rPr>
+        <w:t xml:space="preserve"> فيه لا يزيد على </w:t>
+      </w:r>
+      <w:r>
+        <w:rPr>
+          <w:rFonts w:ascii="Courier New" w:cs="Courier New" w:eastAsia="Courier New" w:hAnsi="Courier New"/>
+          <w:b w:val="false"/>
+          <w:bCs w:val="false"/>
+          <w:color w:val="1F2937"/>
+          <w:sz w:val="18"/>
+          <w:szCs w:val="18"/>
+          <w:shd w:fill="F1F3F5" w:color="auto" w:val="clear"/>
+          <w:rtl/>
+        </w:rPr>
+        <w:t xml:space="preserve">‎ApprovedRevisionNo‎</w:t>
+      </w:r>
+      <w:r>
+        <w:rPr>
+          <w:rFonts w:ascii="Arial" w:cs="Arial" w:eastAsia="Arial" w:hAnsi="Arial"/>
+          <w:b w:val="false"/>
+          <w:bCs w:val="false"/>
+          <w:sz w:val="21"/>
+          <w:szCs w:val="21"/>
+          <w:rtl/>
+        </w:rPr>
+        <w:t xml:space="preserve"> لا يُدرج ولا يُحذف ولا يتغير، إلا </w:t>
+      </w:r>
+      <w:r>
+        <w:rPr>
+          <w:rFonts w:ascii="Courier New" w:cs="Courier New" w:eastAsia="Courier New" w:hAnsi="Courier New"/>
+          <w:b w:val="false"/>
+          <w:bCs w:val="false"/>
+          <w:color w:val="1F2937"/>
+          <w:sz w:val="18"/>
+          <w:szCs w:val="18"/>
+          <w:shd w:fill="F1F3F5" w:color="auto" w:val="clear"/>
+          <w:rtl/>
+        </w:rPr>
+        <w:t xml:space="preserve">‎ToRevision‎</w:t>
+      </w:r>
+      <w:r>
+        <w:rPr>
+          <w:rFonts w:ascii="Arial" w:cs="Arial" w:eastAsia="Arial" w:hAnsi="Arial"/>
+          <w:b w:val="false"/>
+          <w:bCs w:val="false"/>
+          <w:sz w:val="21"/>
+          <w:szCs w:val="21"/>
+          <w:rtl/>
+        </w:rPr>
+        <w:t xml:space="preserve"> بين الفارغ ورقم بعد المعتمد (مسودة تغلقه ثم تُهمل)، وصف المراجعة المعتمد نفسه ثابت (50049، db/static/044_entry_guards.sql؛ SR1). فلا يصل تغيير إلى قادح الحصص بعد الاعتماد، ويبقى 50071 حارسًا أخيرًا (O-03، DQ-F13-7؛ T2 وT2b).</w:t>
+      </w:r>
+    </w:p>
+    <w:p>
+      <w:pPr>
         <w:bidi/>
         <w:spacing w:after="60" w:before="0"/>
       </w:pPr>
@@ -20981,7 +21084,51 @@
                 <w:szCs w:val="18"/>
                 <w:rtl/>
               </w:rPr>
-              <w:t xml:space="preserve"> بلا مفتاح إلى المراجعة المعتمدة</w:t>
+              <w:t xml:space="preserve"> بلا مفتاح إلى المراجعة المعتمدة. </w:t>
+            </w:r>
+            <w:r>
+              <w:rPr>
+                <w:rFonts w:ascii="Segoe UI Emoji" w:cs="Segoe UI Emoji" w:eastAsia="Segoe UI Emoji" w:hAnsi="Segoe UI Emoji"/>
+                <w:sz w:val="18"/>
+                <w:szCs w:val="18"/>
+                <w:rtl/>
+              </w:rPr>
+              <w:t xml:space="preserve">✅</w:t>
+            </w:r>
+            <w:r>
+              <w:rPr>
+                <w:rFonts w:ascii="Arial" w:cs="Arial" w:eastAsia="Arial" w:hAnsi="Arial"/>
+                <w:b w:val="false"/>
+                <w:bCs w:val="false"/>
+                <w:sz w:val="18"/>
+                <w:szCs w:val="18"/>
+                <w:rtl/>
+              </w:rPr>
+              <w:t xml:space="preserve"> صُحّح: </w:t>
+            </w:r>
+            <w:r>
+              <w:rPr>
+                <w:rFonts w:ascii="Courier New" w:cs="Courier New" w:eastAsia="Courier New" w:hAnsi="Courier New"/>
+                <w:b w:val="false"/>
+                <w:bCs w:val="false"/>
+                <w:color w:val="1F2937"/>
+                <w:sz w:val="16"/>
+                <w:szCs w:val="16"/>
+                <w:shd w:fill="F1F3F5" w:color="auto" w:val="clear"/>
+                <w:rtl/>
+              </w:rPr>
+              <w:t xml:space="preserve">‎fac.TR_Facility_RevisionIntegrity‎</w:t>
+            </w:r>
+            <w:r>
+              <w:rPr>
+                <w:rFonts w:ascii="Arial" w:cs="Arial" w:eastAsia="Arial" w:hAnsi="Arial"/>
+                <w:b w:val="false"/>
+                <w:bCs w:val="false"/>
+                <w:sz w:val="18"/>
+                <w:szCs w:val="18"/>
+                <w:rtl/>
+              </w:rPr>
+              <w:t xml:space="preserve"> يشترط صف APPROVED ويرفض المراجعة غير الكاملة (50049، 50050؛ RF24)، والمعتمدة ثابتة (A1، SR1)</w:t>
             </w:r>
           </w:p>
         </w:tc>

--- a/treasury-platform/docs/30-readiness/word/DOC-F13-facility-entry-review-projection-sequence.docx
+++ b/treasury-platform/docs/30-readiness/word/DOC-F13-facility-entry-review-projection-sequence.docx
@@ -9592,7 +9592,7 @@
       <w:r>
         <w:drawing>
           <wp:inline distT="0" distB="0" distL="0" distR="0">
-            <wp:extent cx="6096000" cy="5953125"/>
+            <wp:extent cx="6096000" cy="4819650"/>
             <wp:effectExtent t="0" r="0" b="0" l="0"/>
             <wp:docPr id="1" name="diagram-5.png" descr="" title=""/>
             <wp:cNvGraphicFramePr>
@@ -9617,7 +9617,7 @@
                   <pic:spPr bwMode="auto">
                     <a:xfrm>
                       <a:off x="0" y="0"/>
-                      <a:ext cx="6096000" cy="5953125"/>
+                      <a:ext cx="6096000" cy="4819650"/>
                     </a:xfrm>
                     <a:prstGeom prst="rect">
                       <a:avLst/>
@@ -9665,8 +9665,8 @@
       </w:tblPr>
       <w:tblGrid>
         <w:gridCol w:w="934"/>
-        <w:gridCol w:w="2009"/>
-        <w:gridCol w:w="2455"/>
+        <w:gridCol w:w="2120"/>
+        <w:gridCol w:w="2344"/>
         <w:gridCol w:w="4466"/>
       </w:tblGrid>
       <w:tr>
@@ -9714,7 +9714,7 @@
         </w:tc>
         <w:tc>
           <w:tcPr>
-            <w:tcW w:type="dxa" w:w="2009"/>
+            <w:tcW w:type="dxa" w:w="2120"/>
             <w:tcBorders>
               <w:top w:val="single" w:color="BFC9D6" w:sz="4"/>
               <w:left w:val="single" w:color="BFC9D6" w:sz="4"/>
@@ -9752,7 +9752,7 @@
         </w:tc>
         <w:tc>
           <w:tcPr>
-            <w:tcW w:type="dxa" w:w="2455"/>
+            <w:tcW w:type="dxa" w:w="2344"/>
             <w:tcBorders>
               <w:top w:val="single" w:color="BFC9D6" w:sz="4"/>
               <w:left w:val="single" w:color="BFC9D6" w:sz="4"/>
@@ -9869,7 +9869,7 @@
         </w:tc>
         <w:tc>
           <w:tcPr>
-            <w:tcW w:type="dxa" w:w="2009"/>
+            <w:tcW w:type="dxa" w:w="2120"/>
             <w:tcBorders>
               <w:top w:val="single" w:color="BFC9D6" w:sz="4"/>
               <w:left w:val="single" w:color="BFC9D6" w:sz="4"/>
@@ -9905,7 +9905,7 @@
         </w:tc>
         <w:tc>
           <w:tcPr>
-            <w:tcW w:type="dxa" w:w="2455"/>
+            <w:tcW w:type="dxa" w:w="2344"/>
             <w:tcBorders>
               <w:top w:val="single" w:color="BFC9D6" w:sz="4"/>
               <w:left w:val="single" w:color="BFC9D6" w:sz="4"/>
@@ -10050,7 +10050,7 @@
         </w:tc>
         <w:tc>
           <w:tcPr>
-            <w:tcW w:type="dxa" w:w="2009"/>
+            <w:tcW w:type="dxa" w:w="2120"/>
             <w:tcBorders>
               <w:top w:val="single" w:color="BFC9D6" w:sz="4"/>
               <w:left w:val="single" w:color="BFC9D6" w:sz="4"/>
@@ -10087,7 +10087,7 @@
         </w:tc>
         <w:tc>
           <w:tcPr>
-            <w:tcW w:type="dxa" w:w="2455"/>
+            <w:tcW w:type="dxa" w:w="2344"/>
             <w:tcBorders>
               <w:top w:val="single" w:color="BFC9D6" w:sz="4"/>
               <w:left w:val="single" w:color="BFC9D6" w:sz="4"/>
@@ -10212,7 +10212,7 @@
         </w:tc>
         <w:tc>
           <w:tcPr>
-            <w:tcW w:type="dxa" w:w="2009"/>
+            <w:tcW w:type="dxa" w:w="2120"/>
             <w:tcBorders>
               <w:top w:val="single" w:color="BFC9D6" w:sz="4"/>
               <w:left w:val="single" w:color="BFC9D6" w:sz="4"/>
@@ -10248,7 +10248,7 @@
         </w:tc>
         <w:tc>
           <w:tcPr>
-            <w:tcW w:type="dxa" w:w="2455"/>
+            <w:tcW w:type="dxa" w:w="2344"/>
             <w:tcBorders>
               <w:top w:val="single" w:color="BFC9D6" w:sz="4"/>
               <w:left w:val="single" w:color="BFC9D6" w:sz="4"/>
@@ -10393,7 +10393,7 @@
         </w:tc>
         <w:tc>
           <w:tcPr>
-            <w:tcW w:type="dxa" w:w="2009"/>
+            <w:tcW w:type="dxa" w:w="2120"/>
             <w:tcBorders>
               <w:top w:val="single" w:color="BFC9D6" w:sz="4"/>
               <w:left w:val="single" w:color="BFC9D6" w:sz="4"/>
@@ -10430,7 +10430,7 @@
         </w:tc>
         <w:tc>
           <w:tcPr>
-            <w:tcW w:type="dxa" w:w="2455"/>
+            <w:tcW w:type="dxa" w:w="2344"/>
             <w:tcBorders>
               <w:top w:val="single" w:color="BFC9D6" w:sz="4"/>
               <w:left w:val="single" w:color="BFC9D6" w:sz="4"/>
@@ -10576,37 +10576,37 @@
         </w:tc>
         <w:tc>
           <w:tcPr>
-            <w:tcW w:type="dxa" w:w="2009"/>
-            <w:tcBorders>
-              <w:top w:val="single" w:color="BFC9D6" w:sz="4"/>
-              <w:left w:val="single" w:color="BFC9D6" w:sz="4"/>
-              <w:bottom w:val="single" w:color="BFC9D6" w:sz="4"/>
-              <w:right w:val="single" w:color="BFC9D6" w:sz="4"/>
-            </w:tcBorders>
-            <w:tcMar>
-              <w:top w:type="dxa" w:w="50"/>
-              <w:left w:type="dxa" w:w="90"/>
-              <w:bottom w:type="dxa" w:w="50"/>
-              <w:right w:type="dxa" w:w="90"/>
-            </w:tcMar>
-            <w:vAlign w:val="top"/>
-          </w:tcPr>
-          <w:p>
-            <w:pPr>
-              <w:keepNext w:val="false"/>
-              <w:bidi/>
-              <w:spacing w:after="30" w:before="30" w:line="264"/>
-            </w:pPr>
-            <w:r>
-              <w:rPr>
-                <w:rFonts w:ascii="Arial" w:cs="Arial" w:eastAsia="Arial" w:hAnsi="Arial"/>
-                <w:b w:val="false"/>
-                <w:bCs w:val="false"/>
-                <w:sz w:val="18"/>
-                <w:szCs w:val="18"/>
-                <w:rtl/>
-              </w:rPr>
-              <w:t xml:space="preserve">نسخ الأبناء غير المعدلة إلى الأب الجديد بـ </w:t>
+            <w:tcW w:type="dxa" w:w="2120"/>
+            <w:tcBorders>
+              <w:top w:val="single" w:color="BFC9D6" w:sz="4"/>
+              <w:left w:val="single" w:color="BFC9D6" w:sz="4"/>
+              <w:bottom w:val="single" w:color="BFC9D6" w:sz="4"/>
+              <w:right w:val="single" w:color="BFC9D6" w:sz="4"/>
+            </w:tcBorders>
+            <w:tcMar>
+              <w:top w:type="dxa" w:w="50"/>
+              <w:left w:type="dxa" w:w="90"/>
+              <w:bottom w:type="dxa" w:w="50"/>
+              <w:right w:type="dxa" w:w="90"/>
+            </w:tcMar>
+            <w:vAlign w:val="top"/>
+          </w:tcPr>
+          <w:p>
+            <w:pPr>
+              <w:keepNext w:val="false"/>
+              <w:bidi/>
+              <w:spacing w:after="30" w:before="30" w:line="264"/>
+            </w:pPr>
+            <w:r>
+              <w:rPr>
+                <w:rFonts w:ascii="Arial" w:cs="Arial" w:eastAsia="Arial" w:hAnsi="Arial"/>
+                <w:b w:val="false"/>
+                <w:bCs w:val="false"/>
+                <w:sz w:val="18"/>
+                <w:szCs w:val="18"/>
+                <w:rtl/>
+              </w:rPr>
+              <w:t xml:space="preserve">المسودة هي النسخة: أول تعديل في المسودة نسخ الصفوف المعتمدة لكل جداول [R] إلى R بـ </w:t>
             </w:r>
             <w:r>
               <w:rPr>
@@ -10630,43 +10630,91 @@
                 <w:szCs w:val="18"/>
                 <w:rtl/>
               </w:rPr>
-              <w:t xml:space="preserve">، وإغلاق القديمة بـ R</w:t>
-            </w:r>
-          </w:p>
-        </w:tc>
-        <w:tc>
-          <w:tcPr>
-            <w:tcW w:type="dxa" w:w="2455"/>
-            <w:tcBorders>
-              <w:top w:val="single" w:color="BFC9D6" w:sz="4"/>
-              <w:left w:val="single" w:color="BFC9D6" w:sz="4"/>
-              <w:bottom w:val="single" w:color="BFC9D6" w:sz="4"/>
-              <w:right w:val="single" w:color="BFC9D6" w:sz="4"/>
-            </w:tcBorders>
-            <w:tcMar>
-              <w:top w:type="dxa" w:w="50"/>
-              <w:left w:type="dxa" w:w="90"/>
-              <w:bottom w:type="dxa" w:w="50"/>
-              <w:right w:type="dxa" w:w="90"/>
-            </w:tcMar>
-            <w:vAlign w:val="top"/>
-          </w:tcPr>
-          <w:p>
-            <w:pPr>
-              <w:keepNext w:val="false"/>
-              <w:bidi/>
-              <w:spacing w:after="30" w:before="30" w:line="264"/>
-            </w:pPr>
-            <w:r>
-              <w:rPr>
-                <w:rFonts w:ascii="Arial" w:cs="Arial" w:eastAsia="Arial" w:hAnsi="Arial"/>
-                <w:b w:val="false"/>
-                <w:bCs w:val="false"/>
-                <w:sz w:val="18"/>
-                <w:szCs w:val="18"/>
-                <w:rtl/>
-              </w:rPr>
-              <w:t xml:space="preserve">Limit وأبناؤه، PricingRule، TermValue، CollateralLink، Obligation وأبناؤه</w:t>
+              <w:t xml:space="preserve"> وأغلق المنسوخ منها بـ </w:t>
+            </w:r>
+            <w:r>
+              <w:rPr>
+                <w:rFonts w:ascii="Courier New" w:cs="Courier New" w:eastAsia="Courier New" w:hAnsi="Courier New"/>
+                <w:b w:val="false"/>
+                <w:bCs w:val="false"/>
+                <w:color w:val="1F2937"/>
+                <w:sz w:val="16"/>
+                <w:szCs w:val="16"/>
+                <w:shd w:fill="F1F3F5" w:color="auto" w:val="clear"/>
+                <w:rtl/>
+              </w:rPr>
+              <w:t xml:space="preserve">‎ToRevision = R‎</w:t>
+            </w:r>
+            <w:r>
+              <w:rPr>
+                <w:rFonts w:ascii="Arial" w:cs="Arial" w:eastAsia="Arial" w:hAnsi="Arial"/>
+                <w:b w:val="false"/>
+                <w:bCs w:val="false"/>
+                <w:sz w:val="18"/>
+                <w:szCs w:val="18"/>
+                <w:rtl/>
+              </w:rPr>
+              <w:t xml:space="preserve">؛ و</w:t>
+            </w:r>
+            <w:r>
+              <w:rPr>
+                <w:rFonts w:ascii="Courier New" w:cs="Courier New" w:eastAsia="Courier New" w:hAnsi="Courier New"/>
+                <w:b w:val="false"/>
+                <w:bCs w:val="false"/>
+                <w:color w:val="1F2937"/>
+                <w:sz w:val="16"/>
+                <w:szCs w:val="16"/>
+                <w:shd w:fill="F1F3F5" w:color="auto" w:val="clear"/>
+                <w:rtl/>
+              </w:rPr>
+              <w:t xml:space="preserve">‎EffectiveAmount‎</w:t>
+            </w:r>
+            <w:r>
+              <w:rPr>
+                <w:rFonts w:ascii="Arial" w:cs="Arial" w:eastAsia="Arial" w:hAnsi="Arial"/>
+                <w:b w:val="false"/>
+                <w:bCs w:val="false"/>
+                <w:sz w:val="18"/>
+                <w:szCs w:val="18"/>
+                <w:rtl/>
+              </w:rPr>
+              <w:t xml:space="preserve"> يُكتب من الجذر إلى الورقة عند كل حفظ</w:t>
+            </w:r>
+          </w:p>
+        </w:tc>
+        <w:tc>
+          <w:tcPr>
+            <w:tcW w:type="dxa" w:w="2344"/>
+            <w:tcBorders>
+              <w:top w:val="single" w:color="BFC9D6" w:sz="4"/>
+              <w:left w:val="single" w:color="BFC9D6" w:sz="4"/>
+              <w:bottom w:val="single" w:color="BFC9D6" w:sz="4"/>
+              <w:right w:val="single" w:color="BFC9D6" w:sz="4"/>
+            </w:tcBorders>
+            <w:tcMar>
+              <w:top w:type="dxa" w:w="50"/>
+              <w:left w:type="dxa" w:w="90"/>
+              <w:bottom w:type="dxa" w:w="50"/>
+              <w:right w:type="dxa" w:w="90"/>
+            </w:tcMar>
+            <w:vAlign w:val="top"/>
+          </w:tcPr>
+          <w:p>
+            <w:pPr>
+              <w:keepNext w:val="false"/>
+              <w:bidi/>
+              <w:spacing w:after="30" w:before="30" w:line="264"/>
+            </w:pPr>
+            <w:r>
+              <w:rPr>
+                <w:rFonts w:ascii="Arial" w:cs="Arial" w:eastAsia="Arial" w:hAnsi="Arial"/>
+                <w:b w:val="false"/>
+                <w:bCs w:val="false"/>
+                <w:sz w:val="18"/>
+                <w:szCs w:val="18"/>
+                <w:rtl/>
+              </w:rPr>
+              <w:t xml:space="preserve">Limit وأبناؤه، PricingRule، TermValue المدخلة، CollateralLink، Obligation وأبناؤه</w:t>
             </w:r>
           </w:p>
         </w:tc>
@@ -10712,7 +10760,27 @@
                 <w:szCs w:val="18"/>
                 <w:rtl/>
               </w:rPr>
-              <w:t xml:space="preserve"> m13:11؛ m14:9-12</w:t>
+              <w:t xml:space="preserve"> m13:11؛ m14:9-12؛ BR-FAC-009؛ </w:t>
+            </w:r>
+            <w:r>
+              <w:rPr>
+                <w:rFonts w:ascii="Segoe UI Emoji" w:cs="Segoe UI Emoji" w:eastAsia="Segoe UI Emoji" w:hAnsi="Segoe UI Emoji"/>
+                <w:sz w:val="18"/>
+                <w:szCs w:val="18"/>
+                <w:rtl/>
+              </w:rPr>
+              <w:t xml:space="preserve">✅</w:t>
+            </w:r>
+            <w:r>
+              <w:rPr>
+                <w:rFonts w:ascii="Arial" w:cs="Arial" w:eastAsia="Arial" w:hAnsi="Arial"/>
+                <w:b w:val="false"/>
+                <w:bCs w:val="false"/>
+                <w:sz w:val="18"/>
+                <w:szCs w:val="18"/>
+                <w:rtl/>
+              </w:rPr>
+              <w:t xml:space="preserve"> منفّذ (S2، ADR 0043)</w:t>
             </w:r>
           </w:p>
         </w:tc>
@@ -10760,7 +10828,7 @@
         </w:tc>
         <w:tc>
           <w:tcPr>
-            <w:tcW w:type="dxa" w:w="2009"/>
+            <w:tcW w:type="dxa" w:w="2120"/>
             <w:tcBorders>
               <w:top w:val="single" w:color="BFC9D6" w:sz="4"/>
               <w:left w:val="single" w:color="BFC9D6" w:sz="4"/>
@@ -10797,7 +10865,7 @@
         </w:tc>
         <w:tc>
           <w:tcPr>
-            <w:tcW w:type="dxa" w:w="2455"/>
+            <w:tcW w:type="dxa" w:w="2344"/>
             <w:tcBorders>
               <w:top w:val="single" w:color="BFC9D6" w:sz="4"/>
               <w:left w:val="single" w:color="BFC9D6" w:sz="4"/>
@@ -10943,37 +11011,37 @@
         </w:tc>
         <w:tc>
           <w:tcPr>
-            <w:tcW w:type="dxa" w:w="2009"/>
-            <w:tcBorders>
-              <w:top w:val="single" w:color="BFC9D6" w:sz="4"/>
-              <w:left w:val="single" w:color="BFC9D6" w:sz="4"/>
-              <w:bottom w:val="single" w:color="BFC9D6" w:sz="4"/>
-              <w:right w:val="single" w:color="BFC9D6" w:sz="4"/>
-            </w:tcBorders>
-            <w:tcMar>
-              <w:top w:type="dxa" w:w="50"/>
-              <w:left w:type="dxa" w:w="90"/>
-              <w:bottom w:type="dxa" w:w="50"/>
-              <w:right w:type="dxa" w:w="90"/>
-            </w:tcMar>
-            <w:vAlign w:val="top"/>
-          </w:tcPr>
-          <w:p>
-            <w:pPr>
-              <w:keepNext w:val="false"/>
-              <w:bidi/>
-              <w:spacing w:after="30" w:before="30" w:line="264"/>
-            </w:pPr>
-            <w:r>
-              <w:rPr>
-                <w:rFonts w:ascii="Arial" w:cs="Arial" w:eastAsia="Arial" w:hAnsi="Arial"/>
-                <w:b w:val="false"/>
-                <w:bCs w:val="false"/>
-                <w:sz w:val="18"/>
-                <w:szCs w:val="18"/>
-                <w:rtl/>
-              </w:rPr>
-              <w:t xml:space="preserve">تطبيق </w:t>
+            <w:tcW w:type="dxa" w:w="2120"/>
+            <w:tcBorders>
+              <w:top w:val="single" w:color="BFC9D6" w:sz="4"/>
+              <w:left w:val="single" w:color="BFC9D6" w:sz="4"/>
+              <w:bottom w:val="single" w:color="BFC9D6" w:sz="4"/>
+              <w:right w:val="single" w:color="BFC9D6" w:sz="4"/>
+            </w:tcBorders>
+            <w:tcMar>
+              <w:top w:type="dxa" w:w="50"/>
+              <w:left w:type="dxa" w:w="90"/>
+              <w:bottom w:type="dxa" w:w="50"/>
+              <w:right w:type="dxa" w:w="90"/>
+            </w:tcMar>
+            <w:vAlign w:val="top"/>
+          </w:tcPr>
+          <w:p>
+            <w:pPr>
+              <w:keepNext w:val="false"/>
+              <w:bidi/>
+              <w:spacing w:after="30" w:before="30" w:line="264"/>
+            </w:pPr>
+            <w:r>
+              <w:rPr>
+                <w:rFonts w:ascii="Arial" w:cs="Arial" w:eastAsia="Arial" w:hAnsi="Arial"/>
+                <w:b w:val="false"/>
+                <w:bCs w:val="false"/>
+                <w:sz w:val="18"/>
+                <w:szCs w:val="18"/>
+                <w:rtl/>
+              </w:rPr>
+              <w:t xml:space="preserve">إسقاط الحقول المنمّطة إلى TermValue: تُغلق صفوف PROJECTED المفتوحة بـ R وتُدرج الجديدة بـ </w:t>
             </w:r>
             <w:r>
               <w:rPr>
@@ -10986,54 +11054,124 @@
                 <w:shd w:fill="F1F3F5" w:color="auto" w:val="clear"/>
                 <w:rtl/>
               </w:rPr>
-              <w:t xml:space="preserve">‎HeaderChanges‎</w:t>
-            </w:r>
-            <w:r>
-              <w:rPr>
-                <w:rFonts w:ascii="Arial" w:cs="Arial" w:eastAsia="Arial" w:hAnsi="Arial"/>
-                <w:b w:val="false"/>
-                <w:bCs w:val="false"/>
-                <w:sz w:val="18"/>
-                <w:szCs w:val="18"/>
-                <w:rtl/>
-              </w:rPr>
-              <w:t xml:space="preserve"> على الرأس</w:t>
-            </w:r>
-          </w:p>
-        </w:tc>
-        <w:tc>
-          <w:tcPr>
-            <w:tcW w:type="dxa" w:w="2455"/>
-            <w:tcBorders>
-              <w:top w:val="single" w:color="BFC9D6" w:sz="4"/>
-              <w:left w:val="single" w:color="BFC9D6" w:sz="4"/>
-              <w:bottom w:val="single" w:color="BFC9D6" w:sz="4"/>
-              <w:right w:val="single" w:color="BFC9D6" w:sz="4"/>
-            </w:tcBorders>
-            <w:tcMar>
-              <w:top w:type="dxa" w:w="50"/>
-              <w:left w:type="dxa" w:w="90"/>
-              <w:bottom w:type="dxa" w:w="50"/>
-              <w:right w:type="dxa" w:w="90"/>
-            </w:tcMar>
-            <w:vAlign w:val="top"/>
-          </w:tcPr>
-          <w:p>
-            <w:pPr>
-              <w:keepNext w:val="false"/>
-              <w:bidi/>
-              <w:spacing w:after="30" w:before="30" w:line="264"/>
-            </w:pPr>
-            <w:r>
-              <w:rPr>
-                <w:rFonts w:ascii="Arial" w:cs="Arial" w:eastAsia="Arial" w:hAnsi="Arial"/>
-                <w:b w:val="false"/>
-                <w:bCs w:val="false"/>
-                <w:sz w:val="18"/>
-                <w:szCs w:val="18"/>
-                <w:rtl/>
-              </w:rPr>
-              <w:t xml:space="preserve">fac.Facility</w:t>
+              <w:t xml:space="preserve">‎FromRevision = R‎</w:t>
+            </w:r>
+            <w:r>
+              <w:rPr>
+                <w:rFonts w:ascii="Arial" w:cs="Arial" w:eastAsia="Arial" w:hAnsi="Arial"/>
+                <w:b w:val="false"/>
+                <w:bCs w:val="false"/>
+                <w:sz w:val="18"/>
+                <w:szCs w:val="18"/>
+                <w:rtl/>
+              </w:rPr>
+              <w:t xml:space="preserve">. </w:t>
+            </w:r>
+            <w:r>
+              <w:rPr>
+                <w:rFonts w:ascii="Arial" w:cs="Arial" w:eastAsia="Arial" w:hAnsi="Arial"/>
+                <w:b/>
+                <w:bCs/>
+                <w:sz w:val="18"/>
+                <w:szCs w:val="18"/>
+                <w:rtl/>
+              </w:rPr>
+              <w:t xml:space="preserve">قبل الرفع</w:t>
+            </w:r>
+            <w:r>
+              <w:rPr>
+                <w:rFonts w:ascii="Arial" w:cs="Arial" w:eastAsia="Arial" w:hAnsi="Arial"/>
+                <w:b w:val="false"/>
+                <w:bCs w:val="false"/>
+                <w:sz w:val="18"/>
+                <w:szCs w:val="18"/>
+                <w:rtl/>
+              </w:rPr>
+              <w:t xml:space="preserve"> لأن القادح يرفض إدراج صف </w:t>
+            </w:r>
+            <w:r>
+              <w:rPr>
+                <w:rFonts w:ascii="Courier New" w:cs="Courier New" w:eastAsia="Courier New" w:hAnsi="Courier New"/>
+                <w:b w:val="false"/>
+                <w:bCs w:val="false"/>
+                <w:color w:val="1F2937"/>
+                <w:sz w:val="16"/>
+                <w:szCs w:val="16"/>
+                <w:shd w:fill="F1F3F5" w:color="auto" w:val="clear"/>
+                <w:rtl/>
+              </w:rPr>
+              <w:t xml:space="preserve">‎FromRevision‎</w:t>
+            </w:r>
+            <w:r>
+              <w:rPr>
+                <w:rFonts w:ascii="Arial" w:cs="Arial" w:eastAsia="Arial" w:hAnsi="Arial"/>
+                <w:b w:val="false"/>
+                <w:bCs w:val="false"/>
+                <w:sz w:val="18"/>
+                <w:szCs w:val="18"/>
+                <w:rtl/>
+              </w:rPr>
+              <w:t xml:space="preserve"> فيه لا يزيد على </w:t>
+            </w:r>
+            <w:r>
+              <w:rPr>
+                <w:rFonts w:ascii="Courier New" w:cs="Courier New" w:eastAsia="Courier New" w:hAnsi="Courier New"/>
+                <w:b w:val="false"/>
+                <w:bCs w:val="false"/>
+                <w:color w:val="1F2937"/>
+                <w:sz w:val="16"/>
+                <w:szCs w:val="16"/>
+                <w:shd w:fill="F1F3F5" w:color="auto" w:val="clear"/>
+                <w:rtl/>
+              </w:rPr>
+              <w:t xml:space="preserve">‎ApprovedRevisionNo‎</w:t>
+            </w:r>
+            <w:r>
+              <w:rPr>
+                <w:rFonts w:ascii="Arial" w:cs="Arial" w:eastAsia="Arial" w:hAnsi="Arial"/>
+                <w:b w:val="false"/>
+                <w:bCs w:val="false"/>
+                <w:sz w:val="18"/>
+                <w:szCs w:val="18"/>
+                <w:rtl/>
+              </w:rPr>
+              <w:t xml:space="preserve"> (044:296-302)</w:t>
+            </w:r>
+          </w:p>
+        </w:tc>
+        <w:tc>
+          <w:tcPr>
+            <w:tcW w:type="dxa" w:w="2344"/>
+            <w:tcBorders>
+              <w:top w:val="single" w:color="BFC9D6" w:sz="4"/>
+              <w:left w:val="single" w:color="BFC9D6" w:sz="4"/>
+              <w:bottom w:val="single" w:color="BFC9D6" w:sz="4"/>
+              <w:right w:val="single" w:color="BFC9D6" w:sz="4"/>
+            </w:tcBorders>
+            <w:tcMar>
+              <w:top w:type="dxa" w:w="50"/>
+              <w:left w:type="dxa" w:w="90"/>
+              <w:bottom w:type="dxa" w:w="50"/>
+              <w:right w:type="dxa" w:w="90"/>
+            </w:tcMar>
+            <w:vAlign w:val="top"/>
+          </w:tcPr>
+          <w:p>
+            <w:pPr>
+              <w:keepNext w:val="false"/>
+              <w:bidi/>
+              <w:spacing w:after="30" w:before="30" w:line="264"/>
+            </w:pPr>
+            <w:r>
+              <w:rPr>
+                <w:rFonts w:ascii="Arial" w:cs="Arial" w:eastAsia="Arial" w:hAnsi="Arial"/>
+                <w:b w:val="false"/>
+                <w:bCs w:val="false"/>
+                <w:sz w:val="18"/>
+                <w:szCs w:val="18"/>
+                <w:rtl/>
+              </w:rPr>
+              <w:t xml:space="preserve">cmp.TermValue</w:t>
             </w:r>
           </w:p>
         </w:tc>
@@ -11079,7 +11217,7 @@
                 <w:szCs w:val="18"/>
                 <w:rtl/>
               </w:rPr>
-              <w:t xml:space="preserve"> m13:77</w:t>
+              <w:t xml:space="preserve"> BR-CMP-004 (12-m5:330)؛ DQ-F13-6 داخل المعاملة</w:t>
             </w:r>
           </w:p>
         </w:tc>
@@ -11127,7 +11265,7 @@
         </w:tc>
         <w:tc>
           <w:tcPr>
-            <w:tcW w:type="dxa" w:w="2009"/>
+            <w:tcW w:type="dxa" w:w="2120"/>
             <w:tcBorders>
               <w:top w:val="single" w:color="BFC9D6" w:sz="4"/>
               <w:left w:val="single" w:color="BFC9D6" w:sz="4"/>
@@ -11151,33 +11289,42 @@
             </w:pPr>
             <w:r>
               <w:rPr>
-                <w:rFonts w:ascii="Courier New" w:cs="Courier New" w:eastAsia="Courier New" w:hAnsi="Courier New"/>
-                <w:b w:val="false"/>
-                <w:bCs w:val="false"/>
-                <w:color w:val="1F2937"/>
-                <w:sz w:val="16"/>
-                <w:szCs w:val="16"/>
-                <w:shd w:fill="F1F3F5" w:color="auto" w:val="clear"/>
-                <w:rtl/>
-              </w:rPr>
-              <w:t xml:space="preserve">‎EffectiveAmount‎</w:t>
-            </w:r>
-            <w:r>
-              <w:rPr>
-                <w:rFonts w:ascii="Arial" w:cs="Arial" w:eastAsia="Arial" w:hAnsi="Arial"/>
-                <w:b w:val="false"/>
-                <w:bCs w:val="false"/>
-                <w:sz w:val="18"/>
-                <w:szCs w:val="18"/>
-                <w:rtl/>
-              </w:rPr>
-              <w:t xml:space="preserve"> من الجذر إلى الورقة</w:t>
-            </w:r>
-          </w:p>
-        </w:tc>
-        <w:tc>
-          <w:tcPr>
-            <w:tcW w:type="dxa" w:w="2455"/>
+                <w:rFonts w:ascii="Arial" w:cs="Arial" w:eastAsia="Arial" w:hAnsi="Arial"/>
+                <w:b w:val="false"/>
+                <w:bCs w:val="false"/>
+                <w:sz w:val="18"/>
+                <w:szCs w:val="18"/>
+                <w:rtl/>
+              </w:rPr>
+              <w:t xml:space="preserve">المراجعة APPROVED. </w:t>
+            </w:r>
+            <w:r>
+              <w:rPr>
+                <w:rFonts w:ascii="Arial" w:cs="Arial" w:eastAsia="Arial" w:hAnsi="Arial"/>
+                <w:b/>
+                <w:bCs/>
+                <w:sz w:val="18"/>
+                <w:szCs w:val="18"/>
+                <w:rtl/>
+              </w:rPr>
+              <w:t xml:space="preserve">قبل الرفع</w:t>
+            </w:r>
+            <w:r>
+              <w:rPr>
+                <w:rFonts w:ascii="Arial" w:cs="Arial" w:eastAsia="Arial" w:hAnsi="Arial"/>
+                <w:b w:val="false"/>
+                <w:bCs w:val="false"/>
+                <w:sz w:val="18"/>
+                <w:szCs w:val="18"/>
+                <w:rtl/>
+              </w:rPr>
+              <w:t xml:space="preserve"> لأن القادح يرفض رقمًا يسمّي مراجعة غير معتمدة (044:105-108)</w:t>
+            </w:r>
+          </w:p>
+        </w:tc>
+        <w:tc>
+          <w:tcPr>
+            <w:tcW w:type="dxa" w:w="2344"/>
             <w:tcBorders>
               <w:top w:val="single" w:color="BFC9D6" w:sz="4"/>
               <w:left w:val="single" w:color="BFC9D6" w:sz="4"/>
@@ -11208,7 +11355,7 @@
                 <w:szCs w:val="18"/>
                 <w:rtl/>
               </w:rPr>
-              <w:t xml:space="preserve">fac.Limit</w:t>
+              <w:t xml:space="preserve">fac.FacilityRevision</w:t>
             </w:r>
           </w:p>
         </w:tc>
@@ -11255,7 +11402,7 @@
                 <w:szCs w:val="18"/>
                 <w:rtl/>
               </w:rPr>
-              <w:t xml:space="preserve"> m13:150؛ BR-FAC-009</w:t>
+              <w:t xml:space="preserve"> m13:90</w:t>
             </w:r>
           </w:p>
         </w:tc>
@@ -11302,37 +11449,48 @@
         </w:tc>
         <w:tc>
           <w:tcPr>
-            <w:tcW w:type="dxa" w:w="2009"/>
-            <w:tcBorders>
-              <w:top w:val="single" w:color="BFC9D6" w:sz="4"/>
-              <w:left w:val="single" w:color="BFC9D6" w:sz="4"/>
-              <w:bottom w:val="single" w:color="BFC9D6" w:sz="4"/>
-              <w:right w:val="single" w:color="BFC9D6" w:sz="4"/>
-            </w:tcBorders>
-            <w:tcMar>
-              <w:top w:type="dxa" w:w="50"/>
-              <w:left w:type="dxa" w:w="90"/>
-              <w:bottom w:type="dxa" w:w="50"/>
-              <w:right w:type="dxa" w:w="90"/>
-            </w:tcMar>
-            <w:vAlign w:val="top"/>
-          </w:tcPr>
-          <w:p>
-            <w:pPr>
-              <w:keepNext w:val="false"/>
-              <w:bidi/>
-              <w:spacing w:after="30" w:before="30" w:line="264"/>
-            </w:pPr>
-            <w:r>
-              <w:rPr>
-                <w:rFonts w:ascii="Arial" w:cs="Arial" w:eastAsia="Arial" w:hAnsi="Arial"/>
-                <w:b w:val="false"/>
-                <w:bCs w:val="false"/>
-                <w:sz w:val="18"/>
-                <w:szCs w:val="18"/>
-                <w:rtl/>
-              </w:rPr>
-              <w:t xml:space="preserve">رفع </w:t>
+            <w:tcW w:type="dxa" w:w="2120"/>
+            <w:tcBorders>
+              <w:top w:val="single" w:color="BFC9D6" w:sz="4"/>
+              <w:left w:val="single" w:color="BFC9D6" w:sz="4"/>
+              <w:bottom w:val="single" w:color="BFC9D6" w:sz="4"/>
+              <w:right w:val="single" w:color="BFC9D6" w:sz="4"/>
+            </w:tcBorders>
+            <w:tcMar>
+              <w:top w:type="dxa" w:w="50"/>
+              <w:left w:type="dxa" w:w="90"/>
+              <w:bottom w:type="dxa" w:w="50"/>
+              <w:right w:type="dxa" w:w="90"/>
+            </w:tcMar>
+            <w:vAlign w:val="top"/>
+          </w:tcPr>
+          <w:p>
+            <w:pPr>
+              <w:keepNext w:val="false"/>
+              <w:bidi/>
+              <w:spacing w:after="30" w:before="30" w:line="264"/>
+            </w:pPr>
+            <w:r>
+              <w:rPr>
+                <w:rFonts w:ascii="Arial" w:cs="Arial" w:eastAsia="Arial" w:hAnsi="Arial"/>
+                <w:b/>
+                <w:bCs/>
+                <w:sz w:val="18"/>
+                <w:szCs w:val="18"/>
+                <w:rtl/>
+              </w:rPr>
+              <w:t xml:space="preserve">أخيرًا وفي عبارة واحدة:</w:t>
+            </w:r>
+            <w:r>
+              <w:rPr>
+                <w:rFonts w:ascii="Arial" w:cs="Arial" w:eastAsia="Arial" w:hAnsi="Arial"/>
+                <w:b w:val="false"/>
+                <w:bCs w:val="false"/>
+                <w:sz w:val="18"/>
+                <w:szCs w:val="18"/>
+                <w:rtl/>
+              </w:rPr>
+              <w:t xml:space="preserve"> </w:t>
             </w:r>
             <w:r>
               <w:rPr>
@@ -11345,18 +11503,18 @@
                 <w:shd w:fill="F1F3F5" w:color="auto" w:val="clear"/>
                 <w:rtl/>
               </w:rPr>
-              <w:t xml:space="preserve">‎ApprovedRevisionNo‎</w:t>
-            </w:r>
-            <w:r>
-              <w:rPr>
-                <w:rFonts w:ascii="Arial" w:cs="Arial" w:eastAsia="Arial" w:hAnsi="Arial"/>
-                <w:b w:val="false"/>
-                <w:bCs w:val="false"/>
-                <w:sz w:val="18"/>
-                <w:szCs w:val="18"/>
-                <w:rtl/>
-              </w:rPr>
-              <w:t xml:space="preserve"> إلى R في عبارة مستقلة، و</w:t>
+              <w:t xml:space="preserve">‎ApprovedRevisionNo = R‎</w:t>
+            </w:r>
+            <w:r>
+              <w:rPr>
+                <w:rFonts w:ascii="Arial" w:cs="Arial" w:eastAsia="Arial" w:hAnsi="Arial"/>
+                <w:b w:val="false"/>
+                <w:bCs w:val="false"/>
+                <w:sz w:val="18"/>
+                <w:szCs w:val="18"/>
+                <w:rtl/>
+              </w:rPr>
+              <w:t xml:space="preserve">، و</w:t>
             </w:r>
             <w:r>
               <w:rPr>
@@ -11380,13 +11538,37 @@
                 <w:szCs w:val="18"/>
                 <w:rtl/>
               </w:rPr>
-              <w:t xml:space="preserve"> من DRAFT إلى ACTIVE للأولى أو من EXPIRED إلى ACTIVE للتمديد</w:t>
-            </w:r>
-          </w:p>
-        </w:tc>
-        <w:tc>
-          <w:tcPr>
-            <w:tcW w:type="dxa" w:w="2455"/>
+              <w:t xml:space="preserve"> من DRAFT إلى ACTIVE للأولى أو من EXPIRED إلى ACTIVE للتمديد، وتطبيق </w:t>
+            </w:r>
+            <w:r>
+              <w:rPr>
+                <w:rFonts w:ascii="Courier New" w:cs="Courier New" w:eastAsia="Courier New" w:hAnsi="Courier New"/>
+                <w:b w:val="false"/>
+                <w:bCs w:val="false"/>
+                <w:color w:val="1F2937"/>
+                <w:sz w:val="16"/>
+                <w:szCs w:val="16"/>
+                <w:shd w:fill="F1F3F5" w:color="auto" w:val="clear"/>
+                <w:rtl/>
+              </w:rPr>
+              <w:t xml:space="preserve">‎HeaderChanges‎</w:t>
+            </w:r>
+            <w:r>
+              <w:rPr>
+                <w:rFonts w:ascii="Arial" w:cs="Arial" w:eastAsia="Arial" w:hAnsi="Arial"/>
+                <w:b w:val="false"/>
+                <w:bCs w:val="false"/>
+                <w:sz w:val="18"/>
+                <w:szCs w:val="18"/>
+                <w:rtl/>
+              </w:rPr>
+              <w:t xml:space="preserve"> على الرأس</w:t>
+            </w:r>
+          </w:p>
+        </w:tc>
+        <w:tc>
+          <w:tcPr>
+            <w:tcW w:type="dxa" w:w="2344"/>
             <w:tcBorders>
               <w:top w:val="single" w:color="BFC9D6" w:sz="4"/>
               <w:left w:val="single" w:color="BFC9D6" w:sz="4"/>
@@ -11462,7 +11644,7 @@
                 <w:szCs w:val="18"/>
                 <w:rtl/>
               </w:rPr>
-              <w:t xml:space="preserve"> 050:17-19؛ m13:67؛ 12-m5:451</w:t>
+              <w:t xml:space="preserve"> 050:17-19؛ m13:67، :77؛ 12-m5:451</w:t>
             </w:r>
           </w:p>
         </w:tc>
@@ -11510,7 +11692,7 @@
         </w:tc>
         <w:tc>
           <w:tcPr>
-            <w:tcW w:type="dxa" w:w="2009"/>
+            <w:tcW w:type="dxa" w:w="2120"/>
             <w:tcBorders>
               <w:top w:val="single" w:color="BFC9D6" w:sz="4"/>
               <w:left w:val="single" w:color="BFC9D6" w:sz="4"/>
@@ -11541,13 +11723,13 @@
                 <w:szCs w:val="18"/>
                 <w:rtl/>
               </w:rPr>
-              <w:t xml:space="preserve">المراجعة APPROVED</w:t>
-            </w:r>
-          </w:p>
-        </w:tc>
-        <w:tc>
-          <w:tcPr>
-            <w:tcW w:type="dxa" w:w="2455"/>
+              <w:t xml:space="preserve">توليد بنود الأجندة حتى الأفق (ReportingInstance ليست [R] فتأتي بعد الرفع)؛ واختبارات التعهدات في S2-b</w:t>
+            </w:r>
+          </w:p>
+        </w:tc>
+        <w:tc>
+          <w:tcPr>
+            <w:tcW w:type="dxa" w:w="2344"/>
             <w:tcBorders>
               <w:top w:val="single" w:color="BFC9D6" w:sz="4"/>
               <w:left w:val="single" w:color="BFC9D6" w:sz="4"/>
@@ -11578,7 +11760,7 @@
                 <w:szCs w:val="18"/>
                 <w:rtl/>
               </w:rPr>
-              <w:t xml:space="preserve">fac.FacilityRevision</w:t>
+              <w:t xml:space="preserve">obl.ReportingInstance</w:t>
             </w:r>
           </w:p>
         </w:tc>
@@ -11625,7 +11807,7 @@
                 <w:szCs w:val="18"/>
                 <w:rtl/>
               </w:rPr>
-              <w:t xml:space="preserve"> m13:90</w:t>
+              <w:t xml:space="preserve"> FR-OBL-003؛ DQ-F13-5 داخل المعاملة (OQ-7)</w:t>
             </w:r>
           </w:p>
         </w:tc>
@@ -11672,73 +11854,73 @@
         </w:tc>
         <w:tc>
           <w:tcPr>
-            <w:tcW w:type="dxa" w:w="2009"/>
-            <w:tcBorders>
-              <w:top w:val="single" w:color="BFC9D6" w:sz="4"/>
-              <w:left w:val="single" w:color="BFC9D6" w:sz="4"/>
-              <w:bottom w:val="single" w:color="BFC9D6" w:sz="4"/>
-              <w:right w:val="single" w:color="BFC9D6" w:sz="4"/>
-            </w:tcBorders>
-            <w:tcMar>
-              <w:top w:type="dxa" w:w="50"/>
-              <w:left w:type="dxa" w:w="90"/>
-              <w:bottom w:type="dxa" w:w="50"/>
-              <w:right w:type="dxa" w:w="90"/>
-            </w:tcMar>
-            <w:vAlign w:val="top"/>
-          </w:tcPr>
-          <w:p>
-            <w:pPr>
-              <w:keepNext w:val="false"/>
-              <w:bidi/>
-              <w:spacing w:after="30" w:before="30" w:line="264"/>
-            </w:pPr>
-            <w:r>
-              <w:rPr>
-                <w:rFonts w:ascii="Arial" w:cs="Arial" w:eastAsia="Arial" w:hAnsi="Arial"/>
-                <w:b w:val="false"/>
-                <w:bCs w:val="false"/>
-                <w:sz w:val="18"/>
-                <w:szCs w:val="18"/>
-                <w:rtl/>
-              </w:rPr>
-              <w:t xml:space="preserve">إسقاط الحقول المنمّطة إلى TermValue</w:t>
-            </w:r>
-          </w:p>
-        </w:tc>
-        <w:tc>
-          <w:tcPr>
-            <w:tcW w:type="dxa" w:w="2455"/>
-            <w:tcBorders>
-              <w:top w:val="single" w:color="BFC9D6" w:sz="4"/>
-              <w:left w:val="single" w:color="BFC9D6" w:sz="4"/>
-              <w:bottom w:val="single" w:color="BFC9D6" w:sz="4"/>
-              <w:right w:val="single" w:color="BFC9D6" w:sz="4"/>
-            </w:tcBorders>
-            <w:tcMar>
-              <w:top w:type="dxa" w:w="50"/>
-              <w:left w:type="dxa" w:w="90"/>
-              <w:bottom w:type="dxa" w:w="50"/>
-              <w:right w:type="dxa" w:w="90"/>
-            </w:tcMar>
-            <w:vAlign w:val="top"/>
-          </w:tcPr>
-          <w:p>
-            <w:pPr>
-              <w:keepNext w:val="false"/>
-              <w:bidi/>
-              <w:spacing w:after="30" w:before="30" w:line="264"/>
-            </w:pPr>
-            <w:r>
-              <w:rPr>
-                <w:rFonts w:ascii="Arial" w:cs="Arial" w:eastAsia="Arial" w:hAnsi="Arial"/>
-                <w:b w:val="false"/>
-                <w:bCs w:val="false"/>
-                <w:sz w:val="18"/>
-                <w:szCs w:val="18"/>
-                <w:rtl/>
-              </w:rPr>
-              <w:t xml:space="preserve">cmp.TermValue</w:t>
+            <w:tcW w:type="dxa" w:w="2120"/>
+            <w:tcBorders>
+              <w:top w:val="single" w:color="BFC9D6" w:sz="4"/>
+              <w:left w:val="single" w:color="BFC9D6" w:sz="4"/>
+              <w:bottom w:val="single" w:color="BFC9D6" w:sz="4"/>
+              <w:right w:val="single" w:color="BFC9D6" w:sz="4"/>
+            </w:tcBorders>
+            <w:tcMar>
+              <w:top w:type="dxa" w:w="50"/>
+              <w:left w:type="dxa" w:w="90"/>
+              <w:bottom w:type="dxa" w:w="50"/>
+              <w:right w:type="dxa" w:w="90"/>
+            </w:tcMar>
+            <w:vAlign w:val="top"/>
+          </w:tcPr>
+          <w:p>
+            <w:pPr>
+              <w:keepNext w:val="false"/>
+              <w:bidi/>
+              <w:spacing w:after="30" w:before="30" w:line="264"/>
+            </w:pPr>
+            <w:r>
+              <w:rPr>
+                <w:rFonts w:ascii="Arial" w:cs="Arial" w:eastAsia="Arial" w:hAnsi="Arial"/>
+                <w:b w:val="false"/>
+                <w:bCs w:val="false"/>
+                <w:sz w:val="18"/>
+                <w:szCs w:val="18"/>
+                <w:rtl/>
+              </w:rPr>
+              <w:t xml:space="preserve">الأحداث والتدقيق، وإشعار FAC.REVISION_STATE، واستبدال السابق إن حلّ تاريخ اللاحق</w:t>
+            </w:r>
+          </w:p>
+        </w:tc>
+        <w:tc>
+          <w:tcPr>
+            <w:tcW w:type="dxa" w:w="2344"/>
+            <w:tcBorders>
+              <w:top w:val="single" w:color="BFC9D6" w:sz="4"/>
+              <w:left w:val="single" w:color="BFC9D6" w:sz="4"/>
+              <w:bottom w:val="single" w:color="BFC9D6" w:sz="4"/>
+              <w:right w:val="single" w:color="BFC9D6" w:sz="4"/>
+            </w:tcBorders>
+            <w:tcMar>
+              <w:top w:type="dxa" w:w="50"/>
+              <w:left w:type="dxa" w:w="90"/>
+              <w:bottom w:type="dxa" w:w="50"/>
+              <w:right w:type="dxa" w:w="90"/>
+            </w:tcMar>
+            <w:vAlign w:val="top"/>
+          </w:tcPr>
+          <w:p>
+            <w:pPr>
+              <w:keepNext w:val="false"/>
+              <w:bidi/>
+              <w:spacing w:after="30" w:before="30" w:line="264"/>
+            </w:pPr>
+            <w:r>
+              <w:rPr>
+                <w:rFonts w:ascii="Arial" w:cs="Arial" w:eastAsia="Arial" w:hAnsi="Arial"/>
+                <w:b w:val="false"/>
+                <w:bCs w:val="false"/>
+                <w:sz w:val="18"/>
+                <w:szCs w:val="18"/>
+                <w:rtl/>
+              </w:rPr>
+              <w:t xml:space="preserve">cfg.OutboxEvent، aud.AuditLog، fac.Facility</w:t>
             </w:r>
           </w:p>
         </w:tc>
@@ -11784,371 +11966,7 @@
                 <w:szCs w:val="18"/>
                 <w:rtl/>
               </w:rPr>
-              <w:t xml:space="preserve"> BR-CMP-004 (12-m5:330)؛ </w:t>
-            </w:r>
-            <w:r>
-              <w:rPr>
-                <w:rFonts w:ascii="Arial" w:cs="Arial" w:eastAsia="Arial" w:hAnsi="Arial"/>
-                <w:color w:val="E0A800"/>
-                <w:sz w:val="18"/>
-                <w:szCs w:val="18"/>
-                <w:rtl/>
-              </w:rPr>
-              <w:t xml:space="preserve">●</w:t>
-            </w:r>
-            <w:r>
-              <w:rPr>
-                <w:rFonts w:ascii="Arial" w:cs="Arial" w:eastAsia="Arial" w:hAnsi="Arial"/>
-                <w:b w:val="false"/>
-                <w:bCs w:val="false"/>
-                <w:sz w:val="18"/>
-                <w:szCs w:val="18"/>
-                <w:rtl/>
-              </w:rPr>
-              <w:t xml:space="preserve"> داخل المعاملة DQ-F13-6</w:t>
-            </w:r>
-          </w:p>
-        </w:tc>
-      </w:tr>
-      <w:tr>
-        <w:trPr>
-          <w:cantSplit/>
-        </w:trPr>
-        <w:tc>
-          <w:tcPr>
-            <w:tcW w:type="dxa" w:w="934"/>
-            <w:tcBorders>
-              <w:top w:val="single" w:color="BFC9D6" w:sz="4"/>
-              <w:left w:val="single" w:color="BFC9D6" w:sz="4"/>
-              <w:bottom w:val="single" w:color="BFC9D6" w:sz="4"/>
-              <w:right w:val="single" w:color="BFC9D6" w:sz="4"/>
-            </w:tcBorders>
-            <w:shd w:fill="F5F8FC" w:color="auto" w:val="clear"/>
-            <w:tcMar>
-              <w:top w:type="dxa" w:w="50"/>
-              <w:left w:type="dxa" w:w="90"/>
-              <w:bottom w:type="dxa" w:w="50"/>
-              <w:right w:type="dxa" w:w="90"/>
-            </w:tcMar>
-            <w:vAlign w:val="top"/>
-          </w:tcPr>
-          <w:p>
-            <w:pPr>
-              <w:keepNext w:val="false"/>
-              <w:bidi/>
-              <w:spacing w:after="30" w:before="30" w:line="264"/>
-            </w:pPr>
-            <w:r>
-              <w:rPr>
-                <w:rFonts w:ascii="Arial" w:cs="Arial" w:eastAsia="Arial" w:hAnsi="Arial"/>
-                <w:b w:val="false"/>
-                <w:bCs w:val="false"/>
-                <w:sz w:val="18"/>
-                <w:szCs w:val="18"/>
-                <w:rtl/>
-              </w:rPr>
-              <w:t xml:space="preserve">12</w:t>
-            </w:r>
-          </w:p>
-        </w:tc>
-        <w:tc>
-          <w:tcPr>
-            <w:tcW w:type="dxa" w:w="2009"/>
-            <w:tcBorders>
-              <w:top w:val="single" w:color="BFC9D6" w:sz="4"/>
-              <w:left w:val="single" w:color="BFC9D6" w:sz="4"/>
-              <w:bottom w:val="single" w:color="BFC9D6" w:sz="4"/>
-              <w:right w:val="single" w:color="BFC9D6" w:sz="4"/>
-            </w:tcBorders>
-            <w:shd w:fill="F5F8FC" w:color="auto" w:val="clear"/>
-            <w:tcMar>
-              <w:top w:type="dxa" w:w="50"/>
-              <w:left w:type="dxa" w:w="90"/>
-              <w:bottom w:type="dxa" w:w="50"/>
-              <w:right w:type="dxa" w:w="90"/>
-            </w:tcMar>
-            <w:vAlign w:val="top"/>
-          </w:tcPr>
-          <w:p>
-            <w:pPr>
-              <w:keepNext w:val="false"/>
-              <w:bidi/>
-              <w:spacing w:after="30" w:before="30" w:line="264"/>
-            </w:pPr>
-            <w:r>
-              <w:rPr>
-                <w:rFonts w:ascii="Arial" w:cs="Arial" w:eastAsia="Arial" w:hAnsi="Arial"/>
-                <w:b w:val="false"/>
-                <w:bCs w:val="false"/>
-                <w:sz w:val="18"/>
-                <w:szCs w:val="18"/>
-                <w:rtl/>
-              </w:rPr>
-              <w:t xml:space="preserve">توليد بنود الأجندة واختبارات التعهدات حتى الأفق</w:t>
-            </w:r>
-          </w:p>
-        </w:tc>
-        <w:tc>
-          <w:tcPr>
-            <w:tcW w:type="dxa" w:w="2455"/>
-            <w:tcBorders>
-              <w:top w:val="single" w:color="BFC9D6" w:sz="4"/>
-              <w:left w:val="single" w:color="BFC9D6" w:sz="4"/>
-              <w:bottom w:val="single" w:color="BFC9D6" w:sz="4"/>
-              <w:right w:val="single" w:color="BFC9D6" w:sz="4"/>
-            </w:tcBorders>
-            <w:shd w:fill="F5F8FC" w:color="auto" w:val="clear"/>
-            <w:tcMar>
-              <w:top w:type="dxa" w:w="50"/>
-              <w:left w:type="dxa" w:w="90"/>
-              <w:bottom w:type="dxa" w:w="50"/>
-              <w:right w:type="dxa" w:w="90"/>
-            </w:tcMar>
-            <w:vAlign w:val="top"/>
-          </w:tcPr>
-          <w:p>
-            <w:pPr>
-              <w:keepNext w:val="false"/>
-              <w:bidi/>
-              <w:spacing w:after="30" w:before="30" w:line="264"/>
-            </w:pPr>
-            <w:r>
-              <w:rPr>
-                <w:rFonts w:ascii="Arial" w:cs="Arial" w:eastAsia="Arial" w:hAnsi="Arial"/>
-                <w:b w:val="false"/>
-                <w:bCs w:val="false"/>
-                <w:sz w:val="18"/>
-                <w:szCs w:val="18"/>
-                <w:rtl/>
-              </w:rPr>
-              <w:t xml:space="preserve">obl.ReportingInstance، obl.CovenantTest</w:t>
-            </w:r>
-          </w:p>
-        </w:tc>
-        <w:tc>
-          <w:tcPr>
-            <w:tcW w:type="dxa" w:w="4466"/>
-            <w:tcBorders>
-              <w:top w:val="single" w:color="BFC9D6" w:sz="4"/>
-              <w:left w:val="single" w:color="BFC9D6" w:sz="4"/>
-              <w:bottom w:val="single" w:color="BFC9D6" w:sz="4"/>
-              <w:right w:val="single" w:color="BFC9D6" w:sz="4"/>
-            </w:tcBorders>
-            <w:shd w:fill="F5F8FC" w:color="auto" w:val="clear"/>
-            <w:tcMar>
-              <w:top w:type="dxa" w:w="50"/>
-              <w:left w:type="dxa" w:w="90"/>
-              <w:bottom w:type="dxa" w:w="50"/>
-              <w:right w:type="dxa" w:w="90"/>
-            </w:tcMar>
-            <w:vAlign w:val="top"/>
-          </w:tcPr>
-          <w:p>
-            <w:pPr>
-              <w:keepNext w:val="false"/>
-              <w:bidi/>
-              <w:spacing w:after="30" w:before="30" w:line="264"/>
-            </w:pPr>
-            <w:r>
-              <w:rPr>
-                <w:rFonts w:ascii="Arial" w:cs="Arial" w:eastAsia="Arial" w:hAnsi="Arial"/>
-                <w:color w:val="2E9E44"/>
-                <w:sz w:val="18"/>
-                <w:szCs w:val="18"/>
-                <w:rtl/>
-              </w:rPr>
-              <w:t xml:space="preserve">●</w:t>
-            </w:r>
-            <w:r>
-              <w:rPr>
-                <w:rFonts w:ascii="Arial" w:cs="Arial" w:eastAsia="Arial" w:hAnsi="Arial"/>
-                <w:b w:val="false"/>
-                <w:bCs w:val="false"/>
-                <w:sz w:val="18"/>
-                <w:szCs w:val="18"/>
-                <w:rtl/>
-              </w:rPr>
-              <w:t xml:space="preserve"> FR-OBL-003، FR-OBL-011؛ </w:t>
-            </w:r>
-            <w:r>
-              <w:rPr>
-                <w:rFonts w:ascii="Arial" w:cs="Arial" w:eastAsia="Arial" w:hAnsi="Arial"/>
-                <w:color w:val="E0A800"/>
-                <w:sz w:val="18"/>
-                <w:szCs w:val="18"/>
-                <w:rtl/>
-              </w:rPr>
-              <w:t xml:space="preserve">●</w:t>
-            </w:r>
-            <w:r>
-              <w:rPr>
-                <w:rFonts w:ascii="Arial" w:cs="Arial" w:eastAsia="Arial" w:hAnsi="Arial"/>
-                <w:b w:val="false"/>
-                <w:bCs w:val="false"/>
-                <w:sz w:val="18"/>
-                <w:szCs w:val="18"/>
-                <w:rtl/>
-              </w:rPr>
-              <w:t xml:space="preserve"> داخل المعاملة DQ-F13-5</w:t>
-            </w:r>
-          </w:p>
-        </w:tc>
-      </w:tr>
-      <w:tr>
-        <w:trPr>
-          <w:cantSplit/>
-        </w:trPr>
-        <w:tc>
-          <w:tcPr>
-            <w:tcW w:type="dxa" w:w="934"/>
-            <w:tcBorders>
-              <w:top w:val="single" w:color="BFC9D6" w:sz="4"/>
-              <w:left w:val="single" w:color="BFC9D6" w:sz="4"/>
-              <w:bottom w:val="single" w:color="BFC9D6" w:sz="4"/>
-              <w:right w:val="single" w:color="BFC9D6" w:sz="4"/>
-            </w:tcBorders>
-            <w:tcMar>
-              <w:top w:type="dxa" w:w="50"/>
-              <w:left w:type="dxa" w:w="90"/>
-              <w:bottom w:type="dxa" w:w="50"/>
-              <w:right w:type="dxa" w:w="90"/>
-            </w:tcMar>
-            <w:vAlign w:val="top"/>
-          </w:tcPr>
-          <w:p>
-            <w:pPr>
-              <w:keepNext w:val="false"/>
-              <w:bidi/>
-              <w:spacing w:after="30" w:before="30" w:line="264"/>
-            </w:pPr>
-            <w:r>
-              <w:rPr>
-                <w:rFonts w:ascii="Arial" w:cs="Arial" w:eastAsia="Arial" w:hAnsi="Arial"/>
-                <w:b w:val="false"/>
-                <w:bCs w:val="false"/>
-                <w:sz w:val="18"/>
-                <w:szCs w:val="18"/>
-                <w:rtl/>
-              </w:rPr>
-              <w:t xml:space="preserve">13</w:t>
-            </w:r>
-          </w:p>
-        </w:tc>
-        <w:tc>
-          <w:tcPr>
-            <w:tcW w:type="dxa" w:w="2009"/>
-            <w:tcBorders>
-              <w:top w:val="single" w:color="BFC9D6" w:sz="4"/>
-              <w:left w:val="single" w:color="BFC9D6" w:sz="4"/>
-              <w:bottom w:val="single" w:color="BFC9D6" w:sz="4"/>
-              <w:right w:val="single" w:color="BFC9D6" w:sz="4"/>
-            </w:tcBorders>
-            <w:tcMar>
-              <w:top w:type="dxa" w:w="50"/>
-              <w:left w:type="dxa" w:w="90"/>
-              <w:bottom w:type="dxa" w:w="50"/>
-              <w:right w:type="dxa" w:w="90"/>
-            </w:tcMar>
-            <w:vAlign w:val="top"/>
-          </w:tcPr>
-          <w:p>
-            <w:pPr>
-              <w:keepNext w:val="false"/>
-              <w:bidi/>
-              <w:spacing w:after="30" w:before="30" w:line="264"/>
-            </w:pPr>
-            <w:r>
-              <w:rPr>
-                <w:rFonts w:ascii="Arial" w:cs="Arial" w:eastAsia="Arial" w:hAnsi="Arial"/>
-                <w:b w:val="false"/>
-                <w:bCs w:val="false"/>
-                <w:sz w:val="18"/>
-                <w:szCs w:val="18"/>
-                <w:rtl/>
-              </w:rPr>
-              <w:t xml:space="preserve">الأحداث والتدقيق</w:t>
-            </w:r>
-          </w:p>
-        </w:tc>
-        <w:tc>
-          <w:tcPr>
-            <w:tcW w:type="dxa" w:w="2455"/>
-            <w:tcBorders>
-              <w:top w:val="single" w:color="BFC9D6" w:sz="4"/>
-              <w:left w:val="single" w:color="BFC9D6" w:sz="4"/>
-              <w:bottom w:val="single" w:color="BFC9D6" w:sz="4"/>
-              <w:right w:val="single" w:color="BFC9D6" w:sz="4"/>
-            </w:tcBorders>
-            <w:tcMar>
-              <w:top w:type="dxa" w:w="50"/>
-              <w:left w:type="dxa" w:w="90"/>
-              <w:bottom w:type="dxa" w:w="50"/>
-              <w:right w:type="dxa" w:w="90"/>
-            </w:tcMar>
-            <w:vAlign w:val="top"/>
-          </w:tcPr>
-          <w:p>
-            <w:pPr>
-              <w:keepNext w:val="false"/>
-              <w:bidi/>
-              <w:spacing w:after="30" w:before="30" w:line="264"/>
-            </w:pPr>
-            <w:r>
-              <w:rPr>
-                <w:rFonts w:ascii="Arial" w:cs="Arial" w:eastAsia="Arial" w:hAnsi="Arial"/>
-                <w:b w:val="false"/>
-                <w:bCs w:val="false"/>
-                <w:sz w:val="18"/>
-                <w:szCs w:val="18"/>
-                <w:rtl/>
-              </w:rPr>
-              <w:t xml:space="preserve">cfg.OutboxEvent، aud.AuditLog</w:t>
-            </w:r>
-          </w:p>
-        </w:tc>
-        <w:tc>
-          <w:tcPr>
-            <w:tcW w:type="dxa" w:w="4466"/>
-            <w:tcBorders>
-              <w:top w:val="single" w:color="BFC9D6" w:sz="4"/>
-              <w:left w:val="single" w:color="BFC9D6" w:sz="4"/>
-              <w:bottom w:val="single" w:color="BFC9D6" w:sz="4"/>
-              <w:right w:val="single" w:color="BFC9D6" w:sz="4"/>
-            </w:tcBorders>
-            <w:tcMar>
-              <w:top w:type="dxa" w:w="50"/>
-              <w:left w:type="dxa" w:w="90"/>
-              <w:bottom w:type="dxa" w:w="50"/>
-              <w:right w:type="dxa" w:w="90"/>
-            </w:tcMar>
-            <w:vAlign w:val="top"/>
-          </w:tcPr>
-          <w:p>
-            <w:pPr>
-              <w:keepNext w:val="false"/>
-              <w:bidi/>
-              <w:spacing w:after="30" w:before="30" w:line="264"/>
-            </w:pPr>
-            <w:r>
-              <w:rPr>
-                <w:rFonts w:ascii="Arial" w:cs="Arial" w:eastAsia="Arial" w:hAnsi="Arial"/>
-                <w:color w:val="2E9E44"/>
-                <w:sz w:val="18"/>
-                <w:szCs w:val="18"/>
-                <w:rtl/>
-              </w:rPr>
-              <w:t xml:space="preserve">●</w:t>
-            </w:r>
-            <w:r>
-              <w:rPr>
-                <w:rFonts w:ascii="Arial" w:cs="Arial" w:eastAsia="Arial" w:hAnsi="Arial"/>
-                <w:b w:val="false"/>
-                <w:bCs w:val="false"/>
-                <w:sz w:val="18"/>
-                <w:szCs w:val="18"/>
-                <w:rtl/>
-              </w:rPr>
-              <w:t xml:space="preserve"> 12-m5:582، :597</w:t>
+              <w:t xml:space="preserve"> 12-m5:582، :597؛ OQ-15</w:t>
             </w:r>
           </w:p>
         </w:tc>
@@ -12168,6 +11986,58 @@
       <w:r>
         <w:rPr>
           <w:rFonts w:ascii="Arial" w:cs="Arial" w:eastAsia="Arial" w:hAnsi="Arial"/>
+          <w:b/>
+          <w:bCs/>
+          <w:sz w:val="21"/>
+          <w:szCs w:val="21"/>
+          <w:rtl/>
+        </w:rPr>
+        <w:t xml:space="preserve">تصحيح (2026-10-22، S2-GAP-2).</w:t>
+      </w:r>
+      <w:r>
+        <w:rPr>
+          <w:rFonts w:ascii="Arial" w:cs="Arial" w:eastAsia="Arial" w:hAnsi="Arial"/>
+          <w:b w:val="false"/>
+          <w:bCs w:val="false"/>
+          <w:sz w:val="21"/>
+          <w:szCs w:val="21"/>
+          <w:rtl/>
+        </w:rPr>
+        <w:t xml:space="preserve"> كان الجدول يرفع </w:t>
+      </w:r>
+      <w:r>
+        <w:rPr>
+          <w:rFonts w:ascii="Courier New" w:cs="Courier New" w:eastAsia="Courier New" w:hAnsi="Courier New"/>
+          <w:b w:val="false"/>
+          <w:bCs w:val="false"/>
+          <w:color w:val="1F2937"/>
+          <w:sz w:val="18"/>
+          <w:szCs w:val="18"/>
+          <w:shd w:fill="F1F3F5" w:color="auto" w:val="clear"/>
+          <w:rtl/>
+        </w:rPr>
+        <w:t xml:space="preserve">‎ApprovedRevisionNo‎</w:t>
+      </w:r>
+      <w:r>
+        <w:rPr>
+          <w:rFonts w:ascii="Arial" w:cs="Arial" w:eastAsia="Arial" w:hAnsi="Arial"/>
+          <w:b w:val="false"/>
+          <w:bCs w:val="false"/>
+          <w:sz w:val="21"/>
+          <w:szCs w:val="21"/>
+          <w:rtl/>
+        </w:rPr>
+        <w:t xml:space="preserve"> (الخطوة 9 القديمة) قبل جعل المراجعة APPROVED (10) وقبل الإسقاط (11). وقوادح القاعدة ترفض هذا الترتيب: لا يُسمّى رقم مراجعة غير معتمدة، ولا يُدرج صف [R] برقم لا يزيد على المعتمد، ولا يُغلق صف معتمد بعد الرفع إلا برقم أكبر منه. القاعدة محقّة والجدول القديم خطأ. الترتيب أعلاه هو المبني، ويغطيه اختبار تكامل يعتمد مراجعة بكل جداول [R] (FacilityTests وLimitTests وCollateralTests وObligationTests وAgreementPackTests).</w:t>
+      </w:r>
+    </w:p>
+    <w:p>
+      <w:pPr>
+        <w:bidi/>
+        <w:spacing w:after="110" w:before="0" w:line="312"/>
+      </w:pPr>
+      <w:r>
+        <w:rPr>
+          <w:rFonts w:ascii="Arial" w:cs="Arial" w:eastAsia="Arial" w:hAnsi="Arial"/>
           <w:b w:val="false"/>
           <w:bCs w:val="false"/>
           <w:sz w:val="21"/>
@@ -12207,7 +12077,7 @@
           <w:szCs w:val="21"/>
           <w:rtl/>
         </w:rPr>
-        <w:t xml:space="preserve"> لا نسخ إلى جداول أخرى. الرفع في الخطوة 9 يجعل صفوف R هي المقروءة في المتاح والمحلّل والفحص (BR-FAC-003، 12-m5:241). والسريان بالتاريخ يحكم من أي يوم يُطبَّق كل صف </w:t>
+        <w:t xml:space="preserve"> لا نسخ إلى جداول أخرى. الرفع في الخطوة 9 (آخر كتابة على جداول [R]) يجعل صفوف R هي المقروءة في المتاح والمحلّل والفحص (BR-FAC-003، 12-m5:241). والسريان بالتاريخ يحكم من أي يوم يُطبَّق كل صف </w:t>
       </w:r>
       <w:r>
         <w:rPr>
